--- a/submission/JFIP_submission/04_Declaration_of_Competing_Interest.docx
+++ b/submission/JFIP_submission/04_Declaration_of_Competing_Interest.docx
@@ -52,7 +52,17 @@
       </w:pPr>
       <w:r>
         <w:rPr/>
-        <w:t>Nguyen Anh Tuan has nothing to disclose.</w:t>
+        <w:t>Ha Hong Hanh has nothing to disclose.</w:t>
+      </w:r>
+    </w:p>
+    <w:p>
+      <w:pPr>
+        <w:spacing w:line="360" w:lineRule="auto" w:after="120" w:before="0"/>
+        <w:jc w:val="both"/>
+      </w:pPr>
+      <w:r>
+        <w:rPr/>
+        <w:t>Nguyen Bach Diep has nothing to disclose.</w:t>
       </w:r>
     </w:p>
     <w:p>
